--- a/ky/discovery-articles/2.6 Алгебра.docx
+++ b/ky/discovery-articles/2.6 Алгебра.docx
@@ -4,527 +4,350 @@
   <w:body>
     <w:p>
       <w:pPr>
-        <w:keepNext/>
-        <w:spacing w:before="280" w:after="120"/>
+        <w:pStyle w:val="Title"/>
+        <w:widowControl/>
       </w:pPr>
       <w:r>
-        <w:rPr>
-          <w:rFonts w:ascii="Calibri" w:hAnsi="Calibri" w:eastAsia="Calibri"/>
-          <w:b/>
-          <w:i w:val="0"/>
-          <w:color w:val="004E8C"/>
-          <w:sz w:val="44"/>
-        </w:rPr>
         <w:t>2.6 Алгебра</w:t>
       </w:r>
     </w:p>
     <w:p>
       <w:pPr>
-        <w:spacing w:after="80"/>
+        <w:keepNext/>
+        <w:widowControl/>
       </w:pPr>
       <w:r>
         <w:rPr>
-          <w:rFonts w:ascii="Calibri" w:hAnsi="Calibri" w:eastAsia="Calibri"/>
-          <w:b w:val="0"/>
-          <w:i/>
-          <w:color w:val="505050"/>
-          <w:sz w:val="22"/>
+          <w:sz w:val="20"/>
         </w:rPr>
-        <w:t>2. Билим, илим жана өлчөө</w:t>
-      </w:r>
-    </w:p>
-    <w:p>
-      <w:pPr>
-        <w:spacing w:after="200"/>
-      </w:pPr>
-      <w:r>
-        <w:rPr>
-          <w:rFonts w:ascii="Calibri" w:hAnsi="Calibri" w:eastAsia="Calibri"/>
-          <w:b w:val="0"/>
-          <w:i/>
-          <w:sz w:val="22"/>
-        </w:rPr>
-        <w:t>Мезгил: б.з. IX кылымындагы классикалык араб эмгектери (ал-Хорезми); андан мурдагы Вавилон жана грек тамырлары; кийин Европадагы символдук алгебра | Негизги өкүлдөр: Вавилон катчылары; Диофант; ал-Хорезми; кийин Виет, Декарт жана азыркы алгебрачылар</w:t>
-      </w:r>
-    </w:p>
-    <w:p>
-      <w:pPr>
-        <w:spacing w:after="160" w:line="276" w:lineRule="auto"/>
-      </w:pPr>
-      <w:r>
-        <w:rPr>
-          <w:rFonts w:ascii="Calibri" w:hAnsi="Calibri" w:eastAsia="Calibri"/>
-          <w:b w:val="0"/>
-          <w:i w:val="0"/>
-          <w:sz w:val="22"/>
-        </w:rPr>
-        <w:t>Алгебра — белгилүү сандарды гана эсептебестен, жалпы эрежелер аркылуу белгисиз чоңдукту табуу өнөрү. Ал сөз менен берилген маселени өзгөртүүгө боло турган символ жана теңдемеге айландырып, илим менен инженериянын күчтүү тилин жараткан.</w:t>
+        <w:t>2. Таанып-билүү, илим жана өлчөө</w:t>
       </w:r>
     </w:p>
     <w:p>
       <w:pPr>
         <w:keepNext/>
-        <w:spacing w:before="240" w:after="120"/>
+        <w:widowControl/>
       </w:pPr>
       <w:r>
         <w:rPr>
-          <w:rFonts w:ascii="Calibri" w:hAnsi="Calibri" w:eastAsia="Calibri"/>
-          <w:b/>
-          <w:i w:val="0"/>
-          <w:color w:val="004E8C"/>
-          <w:sz w:val="28"/>
+          <w:sz w:val="20"/>
         </w:rPr>
-        <w:t>Негизги фактылар</w:t>
+        <w:t>Мезгил: б. з. IX кылымындагы классикалык арабча эмгектер (аль-Хорезми); андан мурдагы Вавилон жана грек башаттары; кийин Европадагы символдук жазуу | Негизги салым кошкондор: Вавилон катчылары; Диофант; аль-Хорезми; кийин Виет, Декарт жана азыркы алгебрачылар</w:t>
+      </w:r>
+    </w:p>
+    <w:p>
+      <w:pPr>
+        <w:widowControl/>
+      </w:pPr>
+      <w:r>
+        <w:t>Алгебра белгилүү сандарды эсептөө менен гана чектелбейт: ал жалпы эрежелер аркылуу белгисиз чоңдуктарды табат. Сөз менен берилген маселелерди өзгөртүп иштетүүгө боло турган белгилерге жана теңдемелерге айландырып, илим менен инженерияга күч берген.</w:t>
+      </w:r>
+    </w:p>
+    <w:p>
+      <w:pPr>
+        <w:pStyle w:val="Heading1"/>
+        <w:widowControl/>
+      </w:pPr>
+      <w:r>
+        <w:t>Негизги маалыматтар</w:t>
       </w:r>
     </w:p>
     <w:p>
       <w:pPr>
         <w:pStyle w:val="ListBullet"/>
+        <w:widowControl/>
       </w:pPr>
       <w:r>
-        <w:rPr>
-          <w:rFonts w:ascii="Calibri" w:hAnsi="Calibri" w:eastAsia="Calibri"/>
-          <w:b w:val="0"/>
-          <w:i w:val="0"/>
-          <w:sz w:val="22"/>
-        </w:rPr>
-        <w:t>Вавилон такталарында эле белгисиз чоңдук катышкан маселелер ырааттуу жол-жобо менен чечилген</w:t>
+        <w:t>Вавилон такталарында эле белгисиз чоңдуктарга байланышкан маселелер белгилүү кадамдар менен чыгарылган.</w:t>
       </w:r>
     </w:p>
     <w:p>
       <w:pPr>
         <w:pStyle w:val="ListBullet"/>
+        <w:widowControl/>
       </w:pPr>
       <w:r>
-        <w:rPr>
-          <w:rFonts w:ascii="Calibri" w:hAnsi="Calibri" w:eastAsia="Calibri"/>
-          <w:b w:val="0"/>
-          <w:i w:val="0"/>
-          <w:sz w:val="22"/>
-        </w:rPr>
-        <w:t>Ал-Хорезминин алгебрасы теңдеменин мүчөлөрүн калыбына келтирүү жана тең салмактоо ыкмаларын тутумдаштырган</w:t>
+        <w:t>Аль-Хорезминин алгебрасы теңдемелерди калыбына келтирүү жана теңдөө ыкмаларын иреттеген.</w:t>
       </w:r>
     </w:p>
     <w:p>
       <w:pPr>
         <w:pStyle w:val="ListBullet"/>
+        <w:widowControl/>
       </w:pPr>
       <w:r>
-        <w:rPr>
-          <w:rFonts w:ascii="Calibri" w:hAnsi="Calibri" w:eastAsia="Calibri"/>
-          <w:b w:val="0"/>
-          <w:i w:val="0"/>
-          <w:sz w:val="22"/>
-        </w:rPr>
-        <w:t>Орто кылымдагы ислам жана кийинки Европа окумуштуулары кубдук жана андан жогорку даражадагы теңдемелерди чечүүнү өнүктүргөн</w:t>
+        <w:t>Орто кылымдагы ислам дүйнөсүнүн жана кийинки европалык окумуштуулар үчүнчү жана андан жогорку даражадагы теңдемелердин ыкмаларын кеңейткен.</w:t>
       </w:r>
     </w:p>
     <w:p>
       <w:pPr>
         <w:pStyle w:val="ListBullet"/>
+        <w:widowControl/>
       </w:pPr>
       <w:r>
-        <w:rPr>
-          <w:rFonts w:ascii="Calibri" w:hAnsi="Calibri" w:eastAsia="Calibri"/>
-          <w:b w:val="0"/>
-          <w:i w:val="0"/>
-          <w:sz w:val="22"/>
-        </w:rPr>
-        <w:t>Кайра жаралуу доорундагы символдук жазуу эсепти тез жана түшүнүктүү кылган</w:t>
+        <w:t>Кайра жаралуу доорундагы символдук жазуу амалдарды тез жана түшүнүктүү кылган.</w:t>
       </w:r>
     </w:p>
     <w:p>
       <w:pPr>
         <w:pStyle w:val="ListBullet"/>
+        <w:widowControl/>
       </w:pPr>
       <w:r>
-        <w:rPr>
-          <w:rFonts w:ascii="Calibri" w:hAnsi="Calibri" w:eastAsia="Calibri"/>
-          <w:b w:val="0"/>
-          <w:i w:val="0"/>
-          <w:sz w:val="22"/>
-        </w:rPr>
-        <w:t>Азыркы алгебра криптографиянын, физикалык моделдин жана информатиканын негизинде турат</w:t>
+        <w:t>Азыркы алгебра маалыматты шифрлөөнүн, физикалык моделдердин жана информатиканын негизинде жатат.</w:t>
       </w:r>
     </w:p>
     <w:p>
       <w:pPr>
-        <w:keepNext/>
-        <w:spacing w:before="240" w:after="120"/>
+        <w:pStyle w:val="Heading1"/>
+        <w:widowControl/>
       </w:pPr>
       <w:r>
-        <w:rPr>
-          <w:rFonts w:ascii="Calibri" w:hAnsi="Calibri" w:eastAsia="Calibri"/>
-          <w:b/>
-          <w:i w:val="0"/>
-          <w:color w:val="004E8C"/>
-          <w:sz w:val="28"/>
-        </w:rPr>
-        <w:t>Бул эмне</w:t>
+        <w:t>Бул эмне?</w:t>
       </w:r>
     </w:p>
     <w:p>
       <w:pPr>
-        <w:spacing w:after="160" w:line="276" w:lineRule="auto"/>
+        <w:widowControl/>
       </w:pPr>
       <w:r>
-        <w:rPr>
-          <w:rFonts w:ascii="Calibri" w:hAnsi="Calibri" w:eastAsia="Calibri"/>
-          <w:b w:val="0"/>
-          <w:i w:val="0"/>
-          <w:sz w:val="22"/>
-        </w:rPr>
-        <w:t>Алгебра — белгилүү сандарга колдонулган амалдарды белгисиз чоңдуктарга да колдонуп, көбүнчө теңдеме түрүндө жооп тапкан математиканын тармагы. Даяр сандарды жөн гана эсептебестен, жетишпеген чоңдукка ат берилет да, эки тарап макулдашылган эрежелер менен өзгөртүлөт. Алгач алгебра сөз менен жазылса, кийин тамга жана белгилер колдонулган. Жөнөкөй айтканда, ал «x канча болушу керек?» деген суроону бир эле түрдөгү көп маселе үчүн чечүүчү курал; бул каалаган көлөмдөгү токочко ылайык келген рецепт сыяктуу.</w:t>
+        <w:t>Алгебра — белгилүү чоңдуктарга колдонулган амалдар аркылуу белгисиз чоңдуктарды табуучу математика бөлүмү. Көбүнчө бул байланыш теңдеме түрүндө жазылат. Берилген сандар менен гана эсептебей, белгисиз өлчөмгө ат коюп, теңдеменин эки жагын кабыл алынган эрежелер менен өзгөртөбүз. Алгачкы алгебра сөз менен түшүндүрүлгөн; кийин тамгалар жана белгилер колдонулган. Жөнөкөй айтканда, бул «x канча болушу керек?» деген суроого жооп берүүчү куралдар. Алар окшош түзүлүштөгү көп маселеге жарайт — көлөмү ар кандай тортко ылайыкталган бир рецепт сыяктуу.</w:t>
       </w:r>
     </w:p>
     <w:p>
       <w:pPr>
-        <w:keepNext/>
-        <w:spacing w:before="240" w:after="120"/>
+        <w:pStyle w:val="Heading1"/>
+        <w:widowControl/>
       </w:pPr>
       <w:r>
-        <w:rPr>
-          <w:rFonts w:ascii="Calibri" w:hAnsi="Calibri" w:eastAsia="Calibri"/>
-          <w:b/>
-          <w:i w:val="0"/>
-          <w:color w:val="004E8C"/>
-          <w:sz w:val="28"/>
-        </w:rPr>
-        <w:t>Аны ким ачкан же ойлоп тапкан</w:t>
+        <w:t xml:space="preserve">Ким ойлоп тапкан</w:t>
       </w:r>
     </w:p>
     <w:p>
       <w:pPr>
-        <w:spacing w:after="160" w:line="276" w:lineRule="auto"/>
+        <w:widowControl/>
       </w:pPr>
       <w:r>
-        <w:rPr>
-          <w:rFonts w:ascii="Calibri" w:hAnsi="Calibri" w:eastAsia="Calibri"/>
-          <w:b w:val="0"/>
-          <w:i w:val="0"/>
-          <w:sz w:val="22"/>
-        </w:rPr>
-        <w:t>Алгебра ар түрдүү маданияттардын салымы менен топтолгон. Вавилон катчылары белгисизди табуунун ырааттуу ыкмаларын колдонгон; Диофант сыяктуу грек авторлору белгисиз чоңдуктуу маселелерди түзгөн; Мухаммад ибн Муса ал-Хорезми тутумдуу арабча эмгек жазган жана анын аталышынан «алгебра» сөзү тараган. Кайра жаралуу доорундагы европалыктар кыска символдорду киргизген. Бул тармак жалгыз генийге таандык эмес. Мектеп менен эсепканада үзүлбөй келген окутуу чынжыры окуу китебиндеги белгилүү ысымдардай эле маанилүү.</w:t>
+        <w:t>Алгебра ар түрдүү маданияттардын салымынан топтолгон. Вавилон катчылары кадамдык ыкмаларды колдонгон; Диофант сыяктуу грек авторлору белгисиздери бар маселелерди койгон. Мухаммед ибн Муса аль-Хорезми системалуу арабча эмгек жазган; анын аталышынан «алгебра» сөзү тараган. Кайра жаралуу доорунда европалыктар кыска белгилерди иштеп чыккан. Тармак жалгыз генийге таандык эмес. Мектептер жана эсеп кеңселери аркылуу билим берүүнүн уланышы белгилүү ысымдардай эле маанилүү.</w:t>
       </w:r>
     </w:p>
     <w:p>
       <w:pPr>
-        <w:keepNext/>
-        <w:spacing w:before="240" w:after="120"/>
+        <w:pStyle w:val="Heading1"/>
+        <w:widowControl/>
       </w:pPr>
       <w:r>
-        <w:rPr>
-          <w:rFonts w:ascii="Calibri" w:hAnsi="Calibri" w:eastAsia="Calibri"/>
-          <w:b/>
-          <w:i w:val="0"/>
-          <w:color w:val="004E8C"/>
-          <w:sz w:val="28"/>
-        </w:rPr>
-        <w:t>Качан жана кантип пайда болгон</w:t>
+        <w:t>Качан жана кантип пайда болгон?</w:t>
       </w:r>
     </w:p>
     <w:p>
       <w:pPr>
-        <w:spacing w:after="160" w:line="276" w:lineRule="auto"/>
+        <w:widowControl/>
       </w:pPr>
       <w:r>
-        <w:rPr>
-          <w:rFonts w:ascii="Calibri" w:hAnsi="Calibri" w:eastAsia="Calibri"/>
-          <w:b w:val="0"/>
-          <w:i w:val="0"/>
-          <w:sz w:val="22"/>
-        </w:rPr>
-        <w:t>Ырааттуу маселе чечүү байыркы замандан эле бар; IX кылымдагы классикалык араб математикасы ислам дүйнөсүндө жана кийин латын Европасында окутулган ыкмаларды бир тутумга келтирген. XVI–XVII кылымдардагы символдук алгебра изилдөөнү тездеткен. XIX кылымда абстракттуу алгебра сандан тышкары түзүлүштөрдү жалпылаган. Бүгүнкү мектеп алгебрасы ошол узак жолду бир сабакка бириктирет. Ал котормо, соода жана астрономиянын эсепке болгон муктаждыгы менен тараган.</w:t>
+        <w:t>Маселени ырааттуу кадам менен чечүү байыркыдан белгилүү. IX кылымдагы классикалык араб илиминде ыкмалар иреттелип, ислам дүйнөсүнө, кийин латын тилиндеги Европага тараган. XVI–XVII кылымдардагы символдук алгебра изилдөөнү тездеткен. XIX кылымдагы абстракттуу алгебра сандардан тышкаркы түзүлүштөрдү да жалпылаган. Бүгүн мектепте «алгебра» деп аталган сабак ушул узак жолду бириктирет. Анын жайылышына котормо, соода жана астрономиядагы эсептөө зарылдыгы түрткү болгон.</w:t>
       </w:r>
     </w:p>
     <w:p>
       <w:pPr>
-        <w:keepNext/>
-        <w:spacing w:before="240" w:after="120"/>
+        <w:pStyle w:val="Heading1"/>
+        <w:widowControl/>
       </w:pPr>
       <w:r>
-        <w:rPr>
-          <w:rFonts w:ascii="Calibri" w:hAnsi="Calibri" w:eastAsia="Calibri"/>
-          <w:b/>
-          <w:i w:val="0"/>
-          <w:color w:val="004E8C"/>
-          <w:sz w:val="28"/>
-        </w:rPr>
-        <w:t>Илимий жактан мааниси</w:t>
+        <w:t>Илим үчүн мааниси</w:t>
       </w:r>
     </w:p>
     <w:p>
       <w:pPr>
-        <w:spacing w:after="160" w:line="276" w:lineRule="auto"/>
+        <w:widowControl/>
       </w:pPr>
       <w:r>
-        <w:rPr>
-          <w:rFonts w:ascii="Calibri" w:hAnsi="Calibri" w:eastAsia="Calibri"/>
-          <w:b w:val="0"/>
-          <w:i w:val="0"/>
-          <w:sz w:val="22"/>
-        </w:rPr>
-        <w:t>Алгебра белгилүү сандардан жалпы мыйзамченемди бөлүп чыгарат; илимий моделдөөнүн өзөгү да ушунда. Теңдеме мыйзамды билдирсе, аны чечүү байкоонун натыйжасын алдын ала айтат. Символдук жазуу далилдөөгө жана компьютердик алгебрага жол ачат. Катаны талдоо жана алгоритмдер да теңдеменин эки тарабын этият өзгөртүү адатынан келип чыккан.</w:t>
+        <w:t>Алгебра өзүнчө сандардан жалпы мыйзам ченемди бөлүп алат. Бул илимий моделдөөнүн өзөгү. Теңдемелер мыйзамдарды билдирет; аларды чыгаруу байкоонун натыйжасын алдын ала айтууга жардам берет. Белгилер менен жазуу далилдөөгө жана компьютер аркылуу алгебралык амалдарды аткарууга жол ачат. Каталарды талдоо жана алгоритмдер да теңдеменин эки жагын кылдат өзгөртүү адатына байланыштуу.</w:t>
       </w:r>
     </w:p>
     <w:p>
       <w:pPr>
-        <w:keepNext/>
-        <w:spacing w:before="240" w:after="120"/>
+        <w:pStyle w:val="Heading1"/>
+        <w:widowControl/>
       </w:pPr>
       <w:r>
-        <w:rPr>
-          <w:rFonts w:ascii="Calibri" w:hAnsi="Calibri" w:eastAsia="Calibri"/>
-          <w:b/>
-          <w:i w:val="0"/>
-          <w:color w:val="004E8C"/>
-          <w:sz w:val="28"/>
-        </w:rPr>
-        <w:t>Кийинки өнүгүүлөргө тийгизген таасири</w:t>
+        <w:t>Кийинки өнүгүүгө тийгизген таасири</w:t>
       </w:r>
     </w:p>
     <w:p>
       <w:pPr>
-        <w:spacing w:after="160" w:line="276" w:lineRule="auto"/>
+        <w:widowControl/>
       </w:pPr>
       <w:r>
-        <w:rPr>
-          <w:rFonts w:ascii="Calibri" w:hAnsi="Calibri" w:eastAsia="Calibri"/>
-          <w:b w:val="0"/>
-          <w:i w:val="0"/>
-          <w:sz w:val="22"/>
-        </w:rPr>
-        <w:t>Декарт геометриясы алгебраны график менен бириктирген; математикалык анализ алгебралык сабаттуулукка таянган; сызыктуу алгебра машина үйрөнүүсүн жана физикалык моделдөөнү иштетет. Криптография менен коддоо теориясынын түбү да алгебрада. Алгебралык тил болбосо азыркы так илим, технология, инженерия жана математика боюнча окуу менен изилдөөнүн жалпы грамматикасы жоголмок.</w:t>
+        <w:t>Декарттык геометрия алгебраны графиктер менен бириктирген; математикалык анализ алгебраны эркин колдонууну талап кылган. Сызыктуу алгебра машиналык үйрөнүүдө жана физикалык моделдөөлөрдө иштейт. Маалыматты жашыруучу криптография жана коддоо теориясы түпкү негизинде алгебрага таянат. Алгебранын тили болбосо, табигый илимдер, технология, инженерия жана математика — эл аралык STEM аталышы менен бириккен багыттар — жалпы түзүлүшүнүн маанилүү бөлүгүн жоготмок.</w:t>
       </w:r>
     </w:p>
     <w:p>
       <w:pPr>
-        <w:keepNext/>
-        <w:spacing w:before="240" w:after="120"/>
+        <w:pStyle w:val="Heading1"/>
+        <w:widowControl/>
       </w:pPr>
       <w:r>
-        <w:rPr>
-          <w:rFonts w:ascii="Calibri" w:hAnsi="Calibri" w:eastAsia="Calibri"/>
-          <w:b/>
-          <w:i w:val="0"/>
-          <w:color w:val="004E8C"/>
-          <w:sz w:val="28"/>
-        </w:rPr>
-        <w:t>Адамдардын жашоосун кантип өзгөрткөн</w:t>
+        <w:t>Адамдардын жашоосун кантип өзгөрткөн?</w:t>
       </w:r>
     </w:p>
     <w:p>
       <w:pPr>
-        <w:spacing w:after="160" w:line="276" w:lineRule="auto"/>
+        <w:widowControl/>
       </w:pPr>
       <w:r>
-        <w:rPr>
-          <w:rFonts w:ascii="Calibri" w:hAnsi="Calibri" w:eastAsia="Calibri"/>
-          <w:b w:val="0"/>
-          <w:i w:val="0"/>
-          <w:sz w:val="22"/>
-        </w:rPr>
-        <w:t>Соодагер, жер өлчөөчү жана салыкчы мурас, жер жана пайыз маселесин чечкен көп жерде колдонулуучу ыкмага ээ болгон. Кийин ар бир техникалык кесип алгебралык сабаттуулукту талап кыла баштаган. Символдорго даярдыксыз туш болгон окуучулар үчүн абстракция тоскоолдук да жараткан. Бирок телефондогу пайызды эсептеген колдонмонун артында да ал-Хорезминин мураскери жашырын турат. Алгебра мектепке киргенде белгисизди пландоо жана инженердик жол менен чечүү үйрөтүлүүчү өнөргө айланган.</w:t>
+        <w:t>Соодагерлер, жер өлчөөчүлөр жана салык кызматкерлери мурас, жер жана пайыз маселелерин чечүүгө жараган жалпы ыкмаларга ээ болгон. Кийин техникалык кесиптер алгебралык сабаттуулукту талап кыла баштаган. Бирок белгилерге түшүндүрмөсүз туш болгон окуучулар үчүн абстракттуулук кыйынчылыкты күчөткөн. Телефондо кандайдыр бир ченди эсептеген тиркемелердин ичинде да аль-Хорезми баштаган салттын уландысы бар. Алгебра мектепке киргенде пландоо менен инженерия белгисизди табуунун үйрөтүлүүчү өнөрүнө айланган.</w:t>
       </w:r>
     </w:p>
     <w:p>
       <w:pPr>
-        <w:keepNext/>
-        <w:spacing w:before="240" w:after="120"/>
+        <w:pStyle w:val="Heading1"/>
+        <w:widowControl/>
       </w:pPr>
       <w:r>
-        <w:rPr>
-          <w:rFonts w:ascii="Calibri" w:hAnsi="Calibri" w:eastAsia="Calibri"/>
-          <w:b/>
-          <w:i w:val="0"/>
-          <w:color w:val="004E8C"/>
-          <w:sz w:val="28"/>
-        </w:rPr>
-        <w:t>Булактар жана шилтемелер</w:t>
+        <w:t>Булактар жана кошумча окуу</w:t>
       </w:r>
     </w:p>
     <w:p>
       <w:pPr>
-        <w:keepNext/>
-        <w:spacing w:before="240" w:after="120"/>
+        <w:pStyle w:val="Heading2"/>
+        <w:widowControl/>
       </w:pPr>
       <w:r>
         <w:rPr>
-          <w:rFonts w:ascii="Calibri" w:hAnsi="Calibri" w:eastAsia="Calibri"/>
-          <w:b/>
-          <w:i w:val="0"/>
-          <w:color w:val="004E8C"/>
-          <w:sz w:val="24"/>
+          <w:sz w:val="20"/>
         </w:rPr>
-        <w:t>A. Китептер жана негизги илимий эмгектер</w:t>
+        <w:t>Китептер жана негизги илимий эмгектер</w:t>
       </w:r>
     </w:p>
     <w:p>
       <w:pPr>
-        <w:spacing w:after="80"/>
-        <w:ind w:left="360"/>
+        <w:widowControl/>
       </w:pPr>
       <w:r>
         <w:rPr>
-          <w:rFonts w:ascii="Calibri" w:hAnsi="Calibri" w:eastAsia="Calibri"/>
-          <w:b w:val="0"/>
-          <w:i w:val="0"/>
-          <w:sz w:val="22"/>
+          <w:sz w:val="20"/>
         </w:rPr>
         <w:t>1. Berggren, J. L. Episodes in the Mathematics of Medieval Islam. New York: Springer, 1986.</w:t>
       </w:r>
     </w:p>
     <w:p>
       <w:pPr>
-        <w:keepNext/>
-        <w:spacing w:before="240" w:after="120"/>
+        <w:pStyle w:val="Heading2"/>
+        <w:widowControl/>
       </w:pPr>
       <w:r>
         <w:rPr>
-          <w:rFonts w:ascii="Calibri" w:hAnsi="Calibri" w:eastAsia="Calibri"/>
-          <w:b/>
-          <w:i w:val="0"/>
-          <w:color w:val="004E8C"/>
-          <w:sz w:val="24"/>
+          <w:sz w:val="20"/>
         </w:rPr>
-        <w:t>C. Мекемелердин материалдары жана энциклопедиялык булактар</w:t>
+        <w:t>Уюмдардын жана энциклопедиялардын материалдары</w:t>
       </w:r>
     </w:p>
     <w:p>
       <w:pPr>
-        <w:spacing w:after="80"/>
-        <w:ind w:left="360"/>
+        <w:widowControl/>
       </w:pPr>
       <w:r>
         <w:rPr>
-          <w:rFonts w:ascii="Calibri" w:hAnsi="Calibri" w:eastAsia="Calibri"/>
-          <w:b w:val="0"/>
-          <w:i w:val="0"/>
-          <w:sz w:val="22"/>
+          <w:sz w:val="20"/>
         </w:rPr>
-        <w:t>1. Encyclopaedia Britannica. “Algebra” (“Алгебра”).</w:t>
-      </w:r>
-      <w:r>
-        <w:rPr>
-          <w:rFonts w:ascii="Calibri" w:hAnsi="Calibri" w:eastAsia="Calibri"/>
-          <w:b w:val="0"/>
-          <w:i w:val="0"/>
-          <w:sz w:val="22"/>
-        </w:rPr>
-        <w:t xml:space="preserve"> </w:t>
+        <w:t xml:space="preserve">1. Encyclopaedia Britannica. 'Algebra.' </w:t>
       </w:r>
       <w:hyperlink r:id="rId9">
         <w:r>
           <w:rPr>
-            <w:rFonts w:ascii="Calibri" w:hAnsi="Calibri" w:eastAsia="Calibri"/>
-            <w:b w:val="0"/>
-            <w:i w:val="0"/>
-            <w:sz w:val="22"/>
-            <w:color w:val="0563C1"/>
-            <w:u w:val="single"/>
+            <w:sz w:val="20"/>
           </w:rPr>
           <w:t>https://www.britannica.com/science/algebra</w:t>
         </w:r>
       </w:hyperlink>
+      <w:r>
+        <w:rPr>
+          <w:sz w:val="20"/>
+        </w:rPr>
+      </w:r>
     </w:p>
     <w:p>
       <w:pPr>
-        <w:spacing w:after="80"/>
-        <w:ind w:left="360"/>
+        <w:widowControl/>
       </w:pPr>
       <w:r>
         <w:rPr>
-          <w:rFonts w:ascii="Calibri" w:hAnsi="Calibri" w:eastAsia="Calibri"/>
-          <w:b w:val="0"/>
-          <w:i w:val="0"/>
-          <w:sz w:val="22"/>
+          <w:sz w:val="20"/>
         </w:rPr>
-        <w:t>2. Encyclopaedia Britannica. “Al-Khwarizmi” (“Ал-Хорезми”).</w:t>
-      </w:r>
-      <w:r>
-        <w:rPr>
-          <w:rFonts w:ascii="Calibri" w:hAnsi="Calibri" w:eastAsia="Calibri"/>
-          <w:b w:val="0"/>
-          <w:i w:val="0"/>
-          <w:sz w:val="22"/>
-        </w:rPr>
-        <w:t xml:space="preserve"> </w:t>
+        <w:t xml:space="preserve">2. Encyclopaedia Britannica. 'Al-Khwarizmi.' </w:t>
       </w:r>
       <w:hyperlink r:id="rId10">
         <w:r>
           <w:rPr>
-            <w:rFonts w:ascii="Calibri" w:hAnsi="Calibri" w:eastAsia="Calibri"/>
-            <w:b w:val="0"/>
-            <w:i w:val="0"/>
-            <w:sz w:val="22"/>
-            <w:color w:val="0563C1"/>
-            <w:u w:val="single"/>
+            <w:sz w:val="20"/>
           </w:rPr>
           <w:t>https://www.britannica.com/biography/al-Khwarizmi</w:t>
         </w:r>
       </w:hyperlink>
-    </w:p>
-    <w:p>
-      <w:pPr>
-        <w:keepNext/>
-        <w:spacing w:before="240" w:after="120"/>
-      </w:pPr>
       <w:r>
         <w:rPr>
-          <w:rFonts w:ascii="Calibri" w:hAnsi="Calibri" w:eastAsia="Calibri"/>
-          <w:b/>
-          <w:i w:val="0"/>
-          <w:color w:val="004E8C"/>
-          <w:sz w:val="24"/>
+          <w:sz w:val="20"/>
         </w:rPr>
-        <w:t>J. Басма сөз, илимий-популярдуу жана жалпы маалымат булактары</w:t>
       </w:r>
     </w:p>
     <w:p>
       <w:pPr>
-        <w:spacing w:after="80"/>
-        <w:ind w:left="360"/>
+        <w:pStyle w:val="Heading2"/>
+        <w:widowControl/>
       </w:pPr>
       <w:r>
         <w:rPr>
-          <w:rFonts w:ascii="Calibri" w:hAnsi="Calibri" w:eastAsia="Calibri"/>
-          <w:b w:val="0"/>
-          <w:i w:val="0"/>
-          <w:sz w:val="22"/>
+          <w:sz w:val="20"/>
         </w:rPr>
-        <w:t>1. MacTutor History of Mathematics (University of St Andrews). Al-Khwarizmi.</w:t>
+        <w:t>Басма сөз, илимий-популярдуу жана маалымдама материалдар</w:t>
       </w:r>
+    </w:p>
+    <w:p>
+      <w:pPr>
+        <w:widowControl/>
+      </w:pPr>
       <w:r>
         <w:rPr>
-          <w:rFonts w:ascii="Calibri" w:hAnsi="Calibri" w:eastAsia="Calibri"/>
-          <w:b w:val="0"/>
-          <w:i w:val="0"/>
-          <w:sz w:val="22"/>
+          <w:sz w:val="20"/>
         </w:rPr>
-        <w:t xml:space="preserve"> </w:t>
+        <w:t xml:space="preserve">1. MacTutor History of Mathematics (University of St Andrews). Al-Khwarizmi. </w:t>
       </w:r>
       <w:hyperlink r:id="rId11">
         <w:r>
           <w:rPr>
-            <w:rFonts w:ascii="Calibri" w:hAnsi="Calibri" w:eastAsia="Calibri"/>
-            <w:b w:val="0"/>
-            <w:i w:val="0"/>
-            <w:sz w:val="22"/>
-            <w:color w:val="0563C1"/>
-            <w:u w:val="single"/>
+            <w:sz w:val="20"/>
           </w:rPr>
           <w:t>https://mathshistory.st-andrews.ac.uk/Biographies/Al-Khwarizmi/</w:t>
         </w:r>
       </w:hyperlink>
+      <w:r>
+        <w:rPr>
+          <w:sz w:val="20"/>
+        </w:rPr>
+      </w:r>
     </w:p>
     <w:sectPr>
-      <w:pgSz w:w="12240" w:h="15840"/>
-      <w:pgMar w:top="1296" w:right="1440" w:bottom="1296" w:left="1440" w:header="720" w:footer="720" w:gutter="0"/>
+      <w:footerReference w:type="default" r:id="rId12"/>
+      <w:pgSz w:w="11906" w:h="16838"/>
+      <w:pgMar w:top="1020" w:right="1134" w:bottom="1020" w:left="1134" w:header="720" w:footer="720" w:gutter="0"/>
       <w:cols w:space="720"/>
       <w:docGrid w:linePitch="360"/>
     </w:sectPr>
   </w:body>
 </w:document>
+</file>
+
+<file path=word/footer1.xml><?xml version="1.0" encoding="utf-8"?>
+<w:ftr xmlns:m="http://schemas.openxmlformats.org/officeDocument/2006/math" xmlns:mc="http://schemas.openxmlformats.org/markup-compatibility/2006" xmlns:mo="http://schemas.microsoft.com/office/mac/office/2008/main" xmlns:mv="urn:schemas-microsoft-com:mac:vml" xmlns:o="urn:schemas-microsoft-com:office:office" xmlns:r="http://schemas.openxmlformats.org/officeDocument/2006/relationships" xmlns:v="urn:schemas-microsoft-com:vml" xmlns:w10="urn:schemas-microsoft-com:office:word" xmlns:w14="http://schemas.microsoft.com/office/word/2010/wordml" xmlns:w="http://schemas.openxmlformats.org/wordprocessingml/2006/main" xmlns:wne="http://schemas.microsoft.com/office/word/2006/wordml" xmlns:wp14="http://schemas.microsoft.com/office/word/2010/wordprocessingDrawing" xmlns:wp="http://schemas.openxmlformats.org/drawingml/2006/wordprocessingDrawing" xmlns:wpc="http://schemas.microsoft.com/office/word/2010/wordprocessingCanvas" xmlns:wpg="http://schemas.microsoft.com/office/word/2010/wordprocessingGroup" xmlns:wpi="http://schemas.microsoft.com/office/word/2010/wordprocessingInk" xmlns:wps="http://schemas.microsoft.com/office/word/2010/wordprocessingShape" mc:Ignorable="w14 wp14">
+  <w:p>
+    <w:pPr>
+      <w:pStyle w:val="Footer"/>
+      <w:jc w:val="right"/>
+    </w:pPr>
+    <w:fldSimple w:instr="PAGE"/>
+  </w:p>
+</w:ftr>
 </file>
 
 <file path=word/numbering.xml><?xml version="1.0" encoding="utf-8"?>
@@ -735,7 +558,7 @@
   <w:docDefaults>
     <w:rPrDefault>
       <w:rPr>
-        <w:rFonts w:asciiTheme="minorHAnsi" w:eastAsiaTheme="minorEastAsia" w:hAnsiTheme="minorHAnsi" w:cstheme="minorBidi"/>
+        <w:rFonts/>
         <w:sz w:val="22"/>
         <w:szCs w:val="22"/>
         <w:lang w:val="en-US" w:eastAsia="en-US" w:bidi="ar-SA"/>
@@ -890,6 +713,15 @@
     <w:name w:val="Normal"/>
     <w:qFormat/>
     <w:rsid w:val="00FC693F"/>
+    <w:pPr>
+      <w:spacing w:after="120" w:line="259" w:lineRule="auto"/>
+    </w:pPr>
+    <w:rPr>
+      <w:rFonts w:ascii="Times New Roman" w:hAnsi="Times New Roman"/>
+      <w:color w:val="000000"/>
+      <w:sz w:val="24"/>
+      <w:lang w:val="ky-KG"/>
+    </w:rPr>
   </w:style>
   <w:style w:type="paragraph" w:styleId="Header">
     <w:name w:val="header"/>
@@ -946,16 +778,17 @@
     <w:pPr>
       <w:keepNext/>
       <w:keepLines/>
-      <w:spacing w:before="480" w:after="0"/>
+      <w:spacing w:before="480" w:after="120" w:line="259" w:lineRule="auto"/>
       <w:outlineLvl w:val="0"/>
     </w:pPr>
     <w:rPr>
-      <w:rFonts w:asciiTheme="majorHAnsi" w:eastAsiaTheme="majorEastAsia" w:hAnsiTheme="majorHAnsi" w:cstheme="majorBidi"/>
+      <w:rFonts w:ascii="Times New Roman" w:hAnsi="Times New Roman"/>
       <w:b/>
       <w:bCs/>
-      <w:color w:val="365F91" w:themeColor="accent1" w:themeShade="BF"/>
-      <w:sz w:val="28"/>
+      <w:color w:val="000000"/>
+      <w:sz w:val="26"/>
       <w:szCs w:val="28"/>
+      <w:lang w:val="ky-KG"/>
     </w:rPr>
   </w:style>
   <w:style w:type="paragraph" w:styleId="Heading2">
@@ -970,16 +803,17 @@
     <w:pPr>
       <w:keepNext/>
       <w:keepLines/>
-      <w:spacing w:before="200" w:after="0"/>
+      <w:spacing w:before="200" w:after="120" w:line="259" w:lineRule="auto"/>
       <w:outlineLvl w:val="1"/>
     </w:pPr>
     <w:rPr>
-      <w:rFonts w:asciiTheme="majorHAnsi" w:eastAsiaTheme="majorEastAsia" w:hAnsiTheme="majorHAnsi" w:cstheme="majorBidi"/>
+      <w:rFonts w:ascii="Times New Roman" w:hAnsi="Times New Roman"/>
       <w:b/>
       <w:bCs/>
-      <w:color w:val="4F81BD" w:themeColor="accent1"/>
+      <w:color w:val="000000"/>
       <w:sz w:val="26"/>
       <w:szCs w:val="26"/>
+      <w:lang w:val="ky-KG"/>
     </w:rPr>
   </w:style>
   <w:style w:type="paragraph" w:styleId="Heading3">
@@ -998,7 +832,7 @@
       <w:outlineLvl w:val="2"/>
     </w:pPr>
     <w:rPr>
-      <w:rFonts w:asciiTheme="majorHAnsi" w:eastAsiaTheme="majorEastAsia" w:hAnsiTheme="majorHAnsi" w:cstheme="majorBidi"/>
+      <w:rFonts/>
       <w:b/>
       <w:bCs/>
       <w:color w:val="4F81BD" w:themeColor="accent1"/>
@@ -1021,7 +855,7 @@
       <w:outlineLvl w:val="3"/>
     </w:pPr>
     <w:rPr>
-      <w:rFonts w:asciiTheme="majorHAnsi" w:eastAsiaTheme="majorEastAsia" w:hAnsiTheme="majorHAnsi" w:cstheme="majorBidi"/>
+      <w:rFonts/>
       <w:b/>
       <w:bCs/>
       <w:i/>
@@ -1046,7 +880,7 @@
       <w:outlineLvl w:val="4"/>
     </w:pPr>
     <w:rPr>
-      <w:rFonts w:asciiTheme="majorHAnsi" w:eastAsiaTheme="majorEastAsia" w:hAnsiTheme="majorHAnsi" w:cstheme="majorBidi"/>
+      <w:rFonts/>
       <w:color w:val="243F60" w:themeColor="accent1" w:themeShade="7F"/>
     </w:rPr>
   </w:style>
@@ -1067,7 +901,7 @@
       <w:outlineLvl w:val="5"/>
     </w:pPr>
     <w:rPr>
-      <w:rFonts w:asciiTheme="majorHAnsi" w:eastAsiaTheme="majorEastAsia" w:hAnsiTheme="majorHAnsi" w:cstheme="majorBidi"/>
+      <w:rFonts/>
       <w:i/>
       <w:iCs/>
       <w:color w:val="243F60" w:themeColor="accent1" w:themeShade="7F"/>
@@ -1090,7 +924,7 @@
       <w:outlineLvl w:val="6"/>
     </w:pPr>
     <w:rPr>
-      <w:rFonts w:asciiTheme="majorHAnsi" w:eastAsiaTheme="majorEastAsia" w:hAnsiTheme="majorHAnsi" w:cstheme="majorBidi"/>
+      <w:rFonts/>
       <w:i/>
       <w:iCs/>
       <w:color w:val="404040" w:themeColor="text1" w:themeTint="BF"/>
@@ -1113,7 +947,7 @@
       <w:outlineLvl w:val="7"/>
     </w:pPr>
     <w:rPr>
-      <w:rFonts w:asciiTheme="majorHAnsi" w:eastAsiaTheme="majorEastAsia" w:hAnsiTheme="majorHAnsi" w:cstheme="majorBidi"/>
+      <w:rFonts/>
       <w:color w:val="4F81BD" w:themeColor="accent1"/>
       <w:sz w:val="20"/>
       <w:szCs w:val="20"/>
@@ -1136,7 +970,7 @@
       <w:outlineLvl w:val="8"/>
     </w:pPr>
     <w:rPr>
-      <w:rFonts w:asciiTheme="majorHAnsi" w:eastAsiaTheme="majorEastAsia" w:hAnsiTheme="majorHAnsi" w:cstheme="majorBidi"/>
+      <w:rFonts/>
       <w:i/>
       <w:iCs/>
       <w:color w:val="404040" w:themeColor="text1" w:themeTint="BF"/>
@@ -1187,7 +1021,7 @@
     <w:uiPriority w:val="9"/>
     <w:rsid w:val="00FC693F"/>
     <w:rPr>
-      <w:rFonts w:asciiTheme="majorHAnsi" w:eastAsiaTheme="majorEastAsia" w:hAnsiTheme="majorHAnsi" w:cstheme="majorBidi"/>
+      <w:rFonts/>
       <w:b/>
       <w:bCs/>
       <w:color w:val="365F91" w:themeColor="accent1" w:themeShade="BF"/>
@@ -1202,7 +1036,7 @@
     <w:uiPriority w:val="9"/>
     <w:rsid w:val="00FC693F"/>
     <w:rPr>
-      <w:rFonts w:asciiTheme="majorHAnsi" w:eastAsiaTheme="majorEastAsia" w:hAnsiTheme="majorHAnsi" w:cstheme="majorBidi"/>
+      <w:rFonts/>
       <w:b/>
       <w:bCs/>
       <w:color w:val="4F81BD" w:themeColor="accent1"/>
@@ -1217,7 +1051,7 @@
     <w:uiPriority w:val="9"/>
     <w:rsid w:val="00FC693F"/>
     <w:rPr>
-      <w:rFonts w:asciiTheme="majorHAnsi" w:eastAsiaTheme="majorEastAsia" w:hAnsiTheme="majorHAnsi" w:cstheme="majorBidi"/>
+      <w:rFonts/>
       <w:b/>
       <w:bCs/>
       <w:color w:val="4F81BD" w:themeColor="accent1"/>
@@ -1232,19 +1066,17 @@
     <w:qFormat/>
     <w:rsid w:val="00FC693F"/>
     <w:pPr>
-      <w:pBdr>
-        <w:bottom w:val="single" w:sz="8" w:space="4" w:color="4F81BD" w:themeColor="accent1"/>
-      </w:pBdr>
-      <w:spacing w:after="300" w:line="240" w:lineRule="auto"/>
+      <w:spacing w:after="120" w:line="259" w:lineRule="auto"/>
       <w:contextualSpacing/>
     </w:pPr>
     <w:rPr>
-      <w:rFonts w:asciiTheme="majorHAnsi" w:eastAsiaTheme="majorEastAsia" w:hAnsiTheme="majorHAnsi" w:cstheme="majorBidi"/>
-      <w:color w:val="17365D" w:themeColor="text2" w:themeShade="BF"/>
+      <w:rFonts w:ascii="Times New Roman" w:hAnsi="Times New Roman"/>
+      <w:color w:val="000000"/>
       <w:spacing w:val="5"/>
       <w:kern w:val="28"/>
-      <w:sz w:val="52"/>
+      <w:sz w:val="40"/>
       <w:szCs w:val="52"/>
+      <w:lang w:val="ky-KG"/>
     </w:rPr>
   </w:style>
   <w:style w:type="character" w:customStyle="1" w:styleId="TitleChar">
@@ -1254,7 +1086,7 @@
     <w:uiPriority w:val="10"/>
     <w:rsid w:val="00FC693F"/>
     <w:rPr>
-      <w:rFonts w:asciiTheme="majorHAnsi" w:eastAsiaTheme="majorEastAsia" w:hAnsiTheme="majorHAnsi" w:cstheme="majorBidi"/>
+      <w:rFonts/>
       <w:color w:val="17365D" w:themeColor="text2" w:themeShade="BF"/>
       <w:spacing w:val="5"/>
       <w:kern w:val="28"/>
@@ -1276,7 +1108,7 @@
       </w:numPr>
     </w:pPr>
     <w:rPr>
-      <w:rFonts w:asciiTheme="majorHAnsi" w:eastAsiaTheme="majorEastAsia" w:hAnsiTheme="majorHAnsi" w:cstheme="majorBidi"/>
+      <w:rFonts/>
       <w:i/>
       <w:iCs/>
       <w:color w:val="4F81BD" w:themeColor="accent1"/>
@@ -1292,7 +1124,7 @@
     <w:uiPriority w:val="11"/>
     <w:rsid w:val="00FC693F"/>
     <w:rPr>
-      <w:rFonts w:asciiTheme="majorHAnsi" w:eastAsiaTheme="majorEastAsia" w:hAnsiTheme="majorHAnsi" w:cstheme="majorBidi"/>
+      <w:rFonts/>
       <w:i/>
       <w:iCs/>
       <w:color w:val="4F81BD" w:themeColor="accent1"/>
@@ -1417,8 +1249,15 @@
       <w:numPr>
         <w:numId w:val="1"/>
       </w:numPr>
+      <w:spacing w:after="120" w:line="259" w:lineRule="auto"/>
       <w:contextualSpacing/>
     </w:pPr>
+    <w:rPr>
+      <w:rFonts w:ascii="Times New Roman" w:hAnsi="Times New Roman"/>
+      <w:color w:val="000000"/>
+      <w:sz w:val="24"/>
+      <w:lang w:val="ky-KG"/>
+    </w:rPr>
   </w:style>
   <w:style w:type="paragraph" w:styleId="ListBullet2">
     <w:name w:val="List Bullet 2"/>
@@ -1590,7 +1429,7 @@
     <w:semiHidden/>
     <w:rsid w:val="00FC693F"/>
     <w:rPr>
-      <w:rFonts w:asciiTheme="majorHAnsi" w:eastAsiaTheme="majorEastAsia" w:hAnsiTheme="majorHAnsi" w:cstheme="majorBidi"/>
+      <w:rFonts/>
       <w:b/>
       <w:bCs/>
       <w:i/>
@@ -1606,7 +1445,7 @@
     <w:semiHidden/>
     <w:rsid w:val="00FC693F"/>
     <w:rPr>
-      <w:rFonts w:asciiTheme="majorHAnsi" w:eastAsiaTheme="majorEastAsia" w:hAnsiTheme="majorHAnsi" w:cstheme="majorBidi"/>
+      <w:rFonts/>
       <w:color w:val="243F60" w:themeColor="accent1" w:themeShade="7F"/>
     </w:rPr>
   </w:style>
@@ -1618,7 +1457,7 @@
     <w:semiHidden/>
     <w:rsid w:val="00FC693F"/>
     <w:rPr>
-      <w:rFonts w:asciiTheme="majorHAnsi" w:eastAsiaTheme="majorEastAsia" w:hAnsiTheme="majorHAnsi" w:cstheme="majorBidi"/>
+      <w:rFonts/>
       <w:i/>
       <w:iCs/>
       <w:color w:val="243F60" w:themeColor="accent1" w:themeShade="7F"/>
@@ -1632,7 +1471,7 @@
     <w:semiHidden/>
     <w:rsid w:val="00FC693F"/>
     <w:rPr>
-      <w:rFonts w:asciiTheme="majorHAnsi" w:eastAsiaTheme="majorEastAsia" w:hAnsiTheme="majorHAnsi" w:cstheme="majorBidi"/>
+      <w:rFonts/>
       <w:i/>
       <w:iCs/>
       <w:color w:val="404040" w:themeColor="text1" w:themeTint="BF"/>
@@ -1646,7 +1485,7 @@
     <w:semiHidden/>
     <w:rsid w:val="00FC693F"/>
     <w:rPr>
-      <w:rFonts w:asciiTheme="majorHAnsi" w:eastAsiaTheme="majorEastAsia" w:hAnsiTheme="majorHAnsi" w:cstheme="majorBidi"/>
+      <w:rFonts/>
       <w:color w:val="4F81BD" w:themeColor="accent1"/>
       <w:sz w:val="20"/>
       <w:szCs w:val="20"/>
@@ -1660,7 +1499,7 @@
     <w:semiHidden/>
     <w:rsid w:val="00FC693F"/>
     <w:rPr>
-      <w:rFonts w:asciiTheme="majorHAnsi" w:eastAsiaTheme="majorEastAsia" w:hAnsiTheme="majorHAnsi" w:cstheme="majorBidi"/>
+      <w:rFonts/>
       <w:i/>
       <w:iCs/>
       <w:color w:val="404040" w:themeColor="text1" w:themeTint="BF"/>
@@ -1719,9 +1558,6 @@
     <w:qFormat/>
     <w:rsid w:val="00FC693F"/>
     <w:pPr>
-      <w:pBdr>
-        <w:bottom w:val="single" w:sz="4" w:space="4" w:color="4F81BD" w:themeColor="accent1"/>
-      </w:pBdr>
       <w:spacing w:before="200" w:after="280"/>
       <w:ind w:left="936" w:right="936"/>
     </w:pPr>
@@ -3249,7 +3085,7 @@
         <w:spacing w:before="0" w:after="0" w:line="240" w:lineRule="auto"/>
       </w:pPr>
       <w:rPr>
-        <w:rFonts w:asciiTheme="majorHAnsi" w:eastAsiaTheme="majorEastAsia" w:hAnsiTheme="majorHAnsi" w:cstheme="majorBidi"/>
+        <w:rFonts/>
         <w:b/>
         <w:bCs/>
       </w:rPr>
@@ -3270,7 +3106,7 @@
         <w:spacing w:before="0" w:after="0" w:line="240" w:lineRule="auto"/>
       </w:pPr>
       <w:rPr>
-        <w:rFonts w:asciiTheme="majorHAnsi" w:eastAsiaTheme="majorEastAsia" w:hAnsiTheme="majorHAnsi" w:cstheme="majorBidi"/>
+        <w:rFonts/>
         <w:b/>
         <w:bCs/>
       </w:rPr>
@@ -3288,14 +3124,14 @@
     </w:tblStylePr>
     <w:tblStylePr w:type="firstCol">
       <w:rPr>
-        <w:rFonts w:asciiTheme="majorHAnsi" w:eastAsiaTheme="majorEastAsia" w:hAnsiTheme="majorHAnsi" w:cstheme="majorBidi"/>
+        <w:rFonts/>
         <w:b/>
         <w:bCs/>
       </w:rPr>
     </w:tblStylePr>
     <w:tblStylePr w:type="lastCol">
       <w:rPr>
-        <w:rFonts w:asciiTheme="majorHAnsi" w:eastAsiaTheme="majorEastAsia" w:hAnsiTheme="majorHAnsi" w:cstheme="majorBidi"/>
+        <w:rFonts/>
         <w:b/>
         <w:bCs/>
       </w:rPr>
@@ -3379,7 +3215,7 @@
         <w:spacing w:before="0" w:after="0" w:line="240" w:lineRule="auto"/>
       </w:pPr>
       <w:rPr>
-        <w:rFonts w:asciiTheme="majorHAnsi" w:eastAsiaTheme="majorEastAsia" w:hAnsiTheme="majorHAnsi" w:cstheme="majorBidi"/>
+        <w:rFonts/>
         <w:b/>
         <w:bCs/>
       </w:rPr>
@@ -3400,7 +3236,7 @@
         <w:spacing w:before="0" w:after="0" w:line="240" w:lineRule="auto"/>
       </w:pPr>
       <w:rPr>
-        <w:rFonts w:asciiTheme="majorHAnsi" w:eastAsiaTheme="majorEastAsia" w:hAnsiTheme="majorHAnsi" w:cstheme="majorBidi"/>
+        <w:rFonts/>
         <w:b/>
         <w:bCs/>
       </w:rPr>
@@ -3418,14 +3254,14 @@
     </w:tblStylePr>
     <w:tblStylePr w:type="firstCol">
       <w:rPr>
-        <w:rFonts w:asciiTheme="majorHAnsi" w:eastAsiaTheme="majorEastAsia" w:hAnsiTheme="majorHAnsi" w:cstheme="majorBidi"/>
+        <w:rFonts/>
         <w:b/>
         <w:bCs/>
       </w:rPr>
     </w:tblStylePr>
     <w:tblStylePr w:type="lastCol">
       <w:rPr>
-        <w:rFonts w:asciiTheme="majorHAnsi" w:eastAsiaTheme="majorEastAsia" w:hAnsiTheme="majorHAnsi" w:cstheme="majorBidi"/>
+        <w:rFonts/>
         <w:b/>
         <w:bCs/>
       </w:rPr>
@@ -3509,7 +3345,7 @@
         <w:spacing w:before="0" w:after="0" w:line="240" w:lineRule="auto"/>
       </w:pPr>
       <w:rPr>
-        <w:rFonts w:asciiTheme="majorHAnsi" w:eastAsiaTheme="majorEastAsia" w:hAnsiTheme="majorHAnsi" w:cstheme="majorBidi"/>
+        <w:rFonts/>
         <w:b/>
         <w:bCs/>
       </w:rPr>
@@ -3530,7 +3366,7 @@
         <w:spacing w:before="0" w:after="0" w:line="240" w:lineRule="auto"/>
       </w:pPr>
       <w:rPr>
-        <w:rFonts w:asciiTheme="majorHAnsi" w:eastAsiaTheme="majorEastAsia" w:hAnsiTheme="majorHAnsi" w:cstheme="majorBidi"/>
+        <w:rFonts/>
         <w:b/>
         <w:bCs/>
       </w:rPr>
@@ -3548,14 +3384,14 @@
     </w:tblStylePr>
     <w:tblStylePr w:type="firstCol">
       <w:rPr>
-        <w:rFonts w:asciiTheme="majorHAnsi" w:eastAsiaTheme="majorEastAsia" w:hAnsiTheme="majorHAnsi" w:cstheme="majorBidi"/>
+        <w:rFonts/>
         <w:b/>
         <w:bCs/>
       </w:rPr>
     </w:tblStylePr>
     <w:tblStylePr w:type="lastCol">
       <w:rPr>
-        <w:rFonts w:asciiTheme="majorHAnsi" w:eastAsiaTheme="majorEastAsia" w:hAnsiTheme="majorHAnsi" w:cstheme="majorBidi"/>
+        <w:rFonts/>
         <w:b/>
         <w:bCs/>
       </w:rPr>
@@ -3639,7 +3475,7 @@
         <w:spacing w:before="0" w:after="0" w:line="240" w:lineRule="auto"/>
       </w:pPr>
       <w:rPr>
-        <w:rFonts w:asciiTheme="majorHAnsi" w:eastAsiaTheme="majorEastAsia" w:hAnsiTheme="majorHAnsi" w:cstheme="majorBidi"/>
+        <w:rFonts/>
         <w:b/>
         <w:bCs/>
       </w:rPr>
@@ -3660,7 +3496,7 @@
         <w:spacing w:before="0" w:after="0" w:line="240" w:lineRule="auto"/>
       </w:pPr>
       <w:rPr>
-        <w:rFonts w:asciiTheme="majorHAnsi" w:eastAsiaTheme="majorEastAsia" w:hAnsiTheme="majorHAnsi" w:cstheme="majorBidi"/>
+        <w:rFonts/>
         <w:b/>
         <w:bCs/>
       </w:rPr>
@@ -3678,14 +3514,14 @@
     </w:tblStylePr>
     <w:tblStylePr w:type="firstCol">
       <w:rPr>
-        <w:rFonts w:asciiTheme="majorHAnsi" w:eastAsiaTheme="majorEastAsia" w:hAnsiTheme="majorHAnsi" w:cstheme="majorBidi"/>
+        <w:rFonts/>
         <w:b/>
         <w:bCs/>
       </w:rPr>
     </w:tblStylePr>
     <w:tblStylePr w:type="lastCol">
       <w:rPr>
-        <w:rFonts w:asciiTheme="majorHAnsi" w:eastAsiaTheme="majorEastAsia" w:hAnsiTheme="majorHAnsi" w:cstheme="majorBidi"/>
+        <w:rFonts/>
         <w:b/>
         <w:bCs/>
       </w:rPr>
@@ -3769,7 +3605,7 @@
         <w:spacing w:before="0" w:after="0" w:line="240" w:lineRule="auto"/>
       </w:pPr>
       <w:rPr>
-        <w:rFonts w:asciiTheme="majorHAnsi" w:eastAsiaTheme="majorEastAsia" w:hAnsiTheme="majorHAnsi" w:cstheme="majorBidi"/>
+        <w:rFonts/>
         <w:b/>
         <w:bCs/>
       </w:rPr>
@@ -3790,7 +3626,7 @@
         <w:spacing w:before="0" w:after="0" w:line="240" w:lineRule="auto"/>
       </w:pPr>
       <w:rPr>
-        <w:rFonts w:asciiTheme="majorHAnsi" w:eastAsiaTheme="majorEastAsia" w:hAnsiTheme="majorHAnsi" w:cstheme="majorBidi"/>
+        <w:rFonts/>
         <w:b/>
         <w:bCs/>
       </w:rPr>
@@ -3808,14 +3644,14 @@
     </w:tblStylePr>
     <w:tblStylePr w:type="firstCol">
       <w:rPr>
-        <w:rFonts w:asciiTheme="majorHAnsi" w:eastAsiaTheme="majorEastAsia" w:hAnsiTheme="majorHAnsi" w:cstheme="majorBidi"/>
+        <w:rFonts/>
         <w:b/>
         <w:bCs/>
       </w:rPr>
     </w:tblStylePr>
     <w:tblStylePr w:type="lastCol">
       <w:rPr>
-        <w:rFonts w:asciiTheme="majorHAnsi" w:eastAsiaTheme="majorEastAsia" w:hAnsiTheme="majorHAnsi" w:cstheme="majorBidi"/>
+        <w:rFonts/>
         <w:b/>
         <w:bCs/>
       </w:rPr>
@@ -3899,7 +3735,7 @@
         <w:spacing w:before="0" w:after="0" w:line="240" w:lineRule="auto"/>
       </w:pPr>
       <w:rPr>
-        <w:rFonts w:asciiTheme="majorHAnsi" w:eastAsiaTheme="majorEastAsia" w:hAnsiTheme="majorHAnsi" w:cstheme="majorBidi"/>
+        <w:rFonts/>
         <w:b/>
         <w:bCs/>
       </w:rPr>
@@ -3920,7 +3756,7 @@
         <w:spacing w:before="0" w:after="0" w:line="240" w:lineRule="auto"/>
       </w:pPr>
       <w:rPr>
-        <w:rFonts w:asciiTheme="majorHAnsi" w:eastAsiaTheme="majorEastAsia" w:hAnsiTheme="majorHAnsi" w:cstheme="majorBidi"/>
+        <w:rFonts/>
         <w:b/>
         <w:bCs/>
       </w:rPr>
@@ -3938,14 +3774,14 @@
     </w:tblStylePr>
     <w:tblStylePr w:type="firstCol">
       <w:rPr>
-        <w:rFonts w:asciiTheme="majorHAnsi" w:eastAsiaTheme="majorEastAsia" w:hAnsiTheme="majorHAnsi" w:cstheme="majorBidi"/>
+        <w:rFonts/>
         <w:b/>
         <w:bCs/>
       </w:rPr>
     </w:tblStylePr>
     <w:tblStylePr w:type="lastCol">
       <w:rPr>
-        <w:rFonts w:asciiTheme="majorHAnsi" w:eastAsiaTheme="majorEastAsia" w:hAnsiTheme="majorHAnsi" w:cstheme="majorBidi"/>
+        <w:rFonts/>
         <w:b/>
         <w:bCs/>
       </w:rPr>
@@ -4029,7 +3865,7 @@
         <w:spacing w:before="0" w:after="0" w:line="240" w:lineRule="auto"/>
       </w:pPr>
       <w:rPr>
-        <w:rFonts w:asciiTheme="majorHAnsi" w:eastAsiaTheme="majorEastAsia" w:hAnsiTheme="majorHAnsi" w:cstheme="majorBidi"/>
+        <w:rFonts/>
         <w:b/>
         <w:bCs/>
       </w:rPr>
@@ -4050,7 +3886,7 @@
         <w:spacing w:before="0" w:after="0" w:line="240" w:lineRule="auto"/>
       </w:pPr>
       <w:rPr>
-        <w:rFonts w:asciiTheme="majorHAnsi" w:eastAsiaTheme="majorEastAsia" w:hAnsiTheme="majorHAnsi" w:cstheme="majorBidi"/>
+        <w:rFonts/>
         <w:b/>
         <w:bCs/>
       </w:rPr>
@@ -4068,14 +3904,14 @@
     </w:tblStylePr>
     <w:tblStylePr w:type="firstCol">
       <w:rPr>
-        <w:rFonts w:asciiTheme="majorHAnsi" w:eastAsiaTheme="majorEastAsia" w:hAnsiTheme="majorHAnsi" w:cstheme="majorBidi"/>
+        <w:rFonts/>
         <w:b/>
         <w:bCs/>
       </w:rPr>
     </w:tblStylePr>
     <w:tblStylePr w:type="lastCol">
       <w:rPr>
-        <w:rFonts w:asciiTheme="majorHAnsi" w:eastAsiaTheme="majorEastAsia" w:hAnsiTheme="majorHAnsi" w:cstheme="majorBidi"/>
+        <w:rFonts/>
         <w:b/>
         <w:bCs/>
       </w:rPr>
@@ -5940,7 +5776,7 @@
     </w:tblPr>
     <w:tblStylePr w:type="firstRow">
       <w:rPr>
-        <w:rFonts w:asciiTheme="majorHAnsi" w:eastAsiaTheme="majorEastAsia" w:hAnsiTheme="majorHAnsi" w:cstheme="majorBidi"/>
+        <w:rFonts/>
       </w:rPr>
       <w:tblPr/>
       <w:tcPr>
@@ -6024,7 +5860,7 @@
     </w:tblPr>
     <w:tblStylePr w:type="firstRow">
       <w:rPr>
-        <w:rFonts w:asciiTheme="majorHAnsi" w:eastAsiaTheme="majorEastAsia" w:hAnsiTheme="majorHAnsi" w:cstheme="majorBidi"/>
+        <w:rFonts/>
       </w:rPr>
       <w:tblPr/>
       <w:tcPr>
@@ -6108,7 +5944,7 @@
     </w:tblPr>
     <w:tblStylePr w:type="firstRow">
       <w:rPr>
-        <w:rFonts w:asciiTheme="majorHAnsi" w:eastAsiaTheme="majorEastAsia" w:hAnsiTheme="majorHAnsi" w:cstheme="majorBidi"/>
+        <w:rFonts/>
       </w:rPr>
       <w:tblPr/>
       <w:tcPr>
@@ -6192,7 +6028,7 @@
     </w:tblPr>
     <w:tblStylePr w:type="firstRow">
       <w:rPr>
-        <w:rFonts w:asciiTheme="majorHAnsi" w:eastAsiaTheme="majorEastAsia" w:hAnsiTheme="majorHAnsi" w:cstheme="majorBidi"/>
+        <w:rFonts/>
       </w:rPr>
       <w:tblPr/>
       <w:tcPr>
@@ -6276,7 +6112,7 @@
     </w:tblPr>
     <w:tblStylePr w:type="firstRow">
       <w:rPr>
-        <w:rFonts w:asciiTheme="majorHAnsi" w:eastAsiaTheme="majorEastAsia" w:hAnsiTheme="majorHAnsi" w:cstheme="majorBidi"/>
+        <w:rFonts/>
       </w:rPr>
       <w:tblPr/>
       <w:tcPr>
@@ -6360,7 +6196,7 @@
     </w:tblPr>
     <w:tblStylePr w:type="firstRow">
       <w:rPr>
-        <w:rFonts w:asciiTheme="majorHAnsi" w:eastAsiaTheme="majorEastAsia" w:hAnsiTheme="majorHAnsi" w:cstheme="majorBidi"/>
+        <w:rFonts/>
       </w:rPr>
       <w:tblPr/>
       <w:tcPr>
@@ -6444,7 +6280,7 @@
     </w:tblPr>
     <w:tblStylePr w:type="firstRow">
       <w:rPr>
-        <w:rFonts w:asciiTheme="majorHAnsi" w:eastAsiaTheme="majorEastAsia" w:hAnsiTheme="majorHAnsi" w:cstheme="majorBidi"/>
+        <w:rFonts/>
       </w:rPr>
       <w:tblPr/>
       <w:tcPr>
@@ -6509,7 +6345,7 @@
       <w:spacing w:after="0" w:line="240" w:lineRule="auto"/>
     </w:pPr>
     <w:rPr>
-      <w:rFonts w:asciiTheme="majorHAnsi" w:eastAsiaTheme="majorEastAsia" w:hAnsiTheme="majorHAnsi" w:cstheme="majorBidi"/>
+      <w:rFonts/>
       <w:color w:val="000000" w:themeColor="text1"/>
     </w:rPr>
     <w:tblPr>
@@ -6637,7 +6473,7 @@
       <w:spacing w:after="0" w:line="240" w:lineRule="auto"/>
     </w:pPr>
     <w:rPr>
-      <w:rFonts w:asciiTheme="majorHAnsi" w:eastAsiaTheme="majorEastAsia" w:hAnsiTheme="majorHAnsi" w:cstheme="majorBidi"/>
+      <w:rFonts/>
       <w:color w:val="000000" w:themeColor="text1"/>
     </w:rPr>
     <w:tblPr>
@@ -6765,7 +6601,7 @@
       <w:spacing w:after="0" w:line="240" w:lineRule="auto"/>
     </w:pPr>
     <w:rPr>
-      <w:rFonts w:asciiTheme="majorHAnsi" w:eastAsiaTheme="majorEastAsia" w:hAnsiTheme="majorHAnsi" w:cstheme="majorBidi"/>
+      <w:rFonts/>
       <w:color w:val="000000" w:themeColor="text1"/>
     </w:rPr>
     <w:tblPr>
@@ -6893,7 +6729,7 @@
       <w:spacing w:after="0" w:line="240" w:lineRule="auto"/>
     </w:pPr>
     <w:rPr>
-      <w:rFonts w:asciiTheme="majorHAnsi" w:eastAsiaTheme="majorEastAsia" w:hAnsiTheme="majorHAnsi" w:cstheme="majorBidi"/>
+      <w:rFonts/>
       <w:color w:val="000000" w:themeColor="text1"/>
     </w:rPr>
     <w:tblPr>
@@ -7021,7 +6857,7 @@
       <w:spacing w:after="0" w:line="240" w:lineRule="auto"/>
     </w:pPr>
     <w:rPr>
-      <w:rFonts w:asciiTheme="majorHAnsi" w:eastAsiaTheme="majorEastAsia" w:hAnsiTheme="majorHAnsi" w:cstheme="majorBidi"/>
+      <w:rFonts/>
       <w:color w:val="000000" w:themeColor="text1"/>
     </w:rPr>
     <w:tblPr>
@@ -7149,7 +6985,7 @@
       <w:spacing w:after="0" w:line="240" w:lineRule="auto"/>
     </w:pPr>
     <w:rPr>
-      <w:rFonts w:asciiTheme="majorHAnsi" w:eastAsiaTheme="majorEastAsia" w:hAnsiTheme="majorHAnsi" w:cstheme="majorBidi"/>
+      <w:rFonts/>
       <w:color w:val="000000" w:themeColor="text1"/>
     </w:rPr>
     <w:tblPr>
@@ -7277,7 +7113,7 @@
       <w:spacing w:after="0" w:line="240" w:lineRule="auto"/>
     </w:pPr>
     <w:rPr>
-      <w:rFonts w:asciiTheme="majorHAnsi" w:eastAsiaTheme="majorEastAsia" w:hAnsiTheme="majorHAnsi" w:cstheme="majorBidi"/>
+      <w:rFonts/>
       <w:color w:val="000000" w:themeColor="text1"/>
     </w:rPr>
     <w:tblPr>
@@ -7916,7 +7752,7 @@
       <w:spacing w:after="0" w:line="240" w:lineRule="auto"/>
     </w:pPr>
     <w:rPr>
-      <w:rFonts w:asciiTheme="majorHAnsi" w:eastAsiaTheme="majorEastAsia" w:hAnsiTheme="majorHAnsi" w:cstheme="majorBidi"/>
+      <w:rFonts/>
       <w:color w:val="000000" w:themeColor="text1"/>
     </w:rPr>
     <w:tblPr>
@@ -8041,7 +7877,7 @@
       <w:spacing w:after="0" w:line="240" w:lineRule="auto"/>
     </w:pPr>
     <w:rPr>
-      <w:rFonts w:asciiTheme="majorHAnsi" w:eastAsiaTheme="majorEastAsia" w:hAnsiTheme="majorHAnsi" w:cstheme="majorBidi"/>
+      <w:rFonts/>
       <w:color w:val="000000" w:themeColor="text1"/>
     </w:rPr>
     <w:tblPr>
@@ -8166,7 +8002,7 @@
       <w:spacing w:after="0" w:line="240" w:lineRule="auto"/>
     </w:pPr>
     <w:rPr>
-      <w:rFonts w:asciiTheme="majorHAnsi" w:eastAsiaTheme="majorEastAsia" w:hAnsiTheme="majorHAnsi" w:cstheme="majorBidi"/>
+      <w:rFonts/>
       <w:color w:val="000000" w:themeColor="text1"/>
     </w:rPr>
     <w:tblPr>
@@ -8291,7 +8127,7 @@
       <w:spacing w:after="0" w:line="240" w:lineRule="auto"/>
     </w:pPr>
     <w:rPr>
-      <w:rFonts w:asciiTheme="majorHAnsi" w:eastAsiaTheme="majorEastAsia" w:hAnsiTheme="majorHAnsi" w:cstheme="majorBidi"/>
+      <w:rFonts/>
       <w:color w:val="000000" w:themeColor="text1"/>
     </w:rPr>
     <w:tblPr>
@@ -8416,7 +8252,7 @@
       <w:spacing w:after="0" w:line="240" w:lineRule="auto"/>
     </w:pPr>
     <w:rPr>
-      <w:rFonts w:asciiTheme="majorHAnsi" w:eastAsiaTheme="majorEastAsia" w:hAnsiTheme="majorHAnsi" w:cstheme="majorBidi"/>
+      <w:rFonts/>
       <w:color w:val="000000" w:themeColor="text1"/>
     </w:rPr>
     <w:tblPr>
@@ -8541,7 +8377,7 @@
       <w:spacing w:after="0" w:line="240" w:lineRule="auto"/>
     </w:pPr>
     <w:rPr>
-      <w:rFonts w:asciiTheme="majorHAnsi" w:eastAsiaTheme="majorEastAsia" w:hAnsiTheme="majorHAnsi" w:cstheme="majorBidi"/>
+      <w:rFonts/>
       <w:color w:val="000000" w:themeColor="text1"/>
     </w:rPr>
     <w:tblPr>
@@ -8666,7 +8502,7 @@
       <w:spacing w:after="0" w:line="240" w:lineRule="auto"/>
     </w:pPr>
     <w:rPr>
-      <w:rFonts w:asciiTheme="majorHAnsi" w:eastAsiaTheme="majorEastAsia" w:hAnsiTheme="majorHAnsi" w:cstheme="majorBidi"/>
+      <w:rFonts/>
       <w:color w:val="000000" w:themeColor="text1"/>
     </w:rPr>
     <w:tblPr>
